--- a/manuscript/ChAT_full_manuscript.docx
+++ b/manuscript/ChAT_full_manuscript.docx
@@ -370,7 +370,7 @@
         <w:rPr>
           <w:b/>
         </w:rPr>
-        <w:t>Generate package creates a ZIP archive containing a ready-to-run Python script, the exact preprocessed CSV dataset used as its default input, a README file with execution instructions, and a requirements file listing the necessary Python dependencies. The dataset filename embedded in the script matches the CSV included in the archive, so the package can be extracted and run after its dependencies are installed without separately preparing or identifying an input file. The current packaged script uses the first configured model and does not reproduce the multiple-model execution available through Run Coding.</w:t>
+        <w:t>Generate package creates a ZIP archive containing a ready-to-run Python script, the exact preprocessed CSV dataset used as its default input, a README file with execution instructions, and a requirements file listing the necessary Python dependencies. For security, the package does not contain the researcher’s API key; the local script reads the CHAT_API_KEY environment variable or securely prompts for the key when it starts. The dataset filename embedded in the script matches the CSV included in the archive, so the package can be extracted and run after its dependencies are installed without separately preparing or identifying an input file. The current packaged script uses the first configured model and does not reproduce the multiple-model execution available through Run Coding.</w:t>
       </w:r>
       <w:r>
         <w:rPr>
